--- a/Website/static/downloads/showcase/features/word-comparison/comparisonreportworkflow.source.docx
+++ b/Website/static/downloads/showcase/features/word-comparison/comparisonreportworkflow.source.docx
@@ -155,8 +155,8 @@
       </w:r>
     </w:p>
     <w:sectPr>
-      <w:headerReference w:type="default" r:id="R9106ed5140d244e5"/>
-      <w:footerReference w:type="default" r:id="Rccf3e615705e413a"/>
+      <w:headerReference w:type="default" r:id="R8d949dc9bc5f464a"/>
+      <w:footerReference w:type="default" r:id="R287b6c88ab4a459c"/>
       <w:pgSz w:w="12240" w:h="15840" w:code="1"/>
       <w:pgMar w:top="1440" w:right="1440" w:bottom="1440" w:left="1440" w:header="720" w:footer="720" w:gutter="0"/>
     </w:sectPr>
@@ -166,7 +166,7 @@
 
 <file path=word/comments.xml><?xml version="1.0" encoding="utf-8"?>
 <w:comments xmlns:w="http://schemas.openxmlformats.org/wordprocessingml/2006/main">
-  <w:comment w:initials="LR" w:author="Legal Reviewer" w:date="2026-09-07T13:40:02.8756136+02:00" w:id="1">
+  <w:comment w:initials="LR" w:author="Legal Reviewer" w:date="2026-10-12T04:32:32.6658101+02:00" w:id="1">
     <w:p xmlns:w14="http://schemas.microsoft.com/office/word/2010/wordml">
       <w:r>
         <w:t>Confirm this wording before approval.</w:t>
